--- a/chapters/08/core/AIHE-B05/supp/AIHE-EX15/docx/AIHE-EX15_worked_example.docx
+++ b/chapters/08/core/AIHE-B05/supp/AIHE-EX15/docx/AIHE-EX15_worked_example.docx
@@ -5,7 +5,7 @@
     <w:p>
       <w:pPr>
         <w:pStyle w:val="Title"/>
-        <w:jc w:val="center"/>
+        <w:jc w:val="centre"/>
       </w:pPr>
       <w:r>
         <w:rPr>
@@ -27,7 +27,7 @@
     </w:p>
     <w:p>
       <w:pPr>
-        <w:jc w:val="center"/>
+        <w:jc w:val="centre"/>
       </w:pPr>
       <w:r>
         <w:rPr>
@@ -41,7 +41,7 @@
       <w:tblPr>
         <w:tblStyle w:val="TableGrid"/>
         <w:tblW w:type="auto" w:w="0"/>
-        <w:jc w:val="center"/>
+        <w:jc w:val="centre"/>
         <w:tblLook w:firstColumn="1" w:firstRow="1" w:lastColumn="0" w:lastRow="0" w:noHBand="0" w:noVBand="1" w:val="04A0"/>
       </w:tblPr>
       <w:tblGrid>
@@ -52,7 +52,7 @@
         <w:tc>
           <w:tcPr>
             <w:tcW w:type="dxa" w:w="5256"/>
-            <w:vAlign w:val="center"/>
+            <w:vAlign w:val="centre"/>
             <w:shd w:fill="1F4E79"/>
           </w:tcPr>
           <w:p>
@@ -74,7 +74,7 @@
         <w:tc>
           <w:tcPr>
             <w:tcW w:type="dxa" w:w="5256"/>
-            <w:vAlign w:val="center"/>
+            <w:vAlign w:val="centre"/>
           </w:tcPr>
           <w:p>
             <w:pPr>
@@ -95,7 +95,7 @@
         <w:tc>
           <w:tcPr>
             <w:tcW w:type="dxa" w:w="5256"/>
-            <w:vAlign w:val="center"/>
+            <w:vAlign w:val="centre"/>
             <w:shd w:fill="1F4E79"/>
           </w:tcPr>
           <w:p>
@@ -117,7 +117,7 @@
         <w:tc>
           <w:tcPr>
             <w:tcW w:type="dxa" w:w="5256"/>
-            <w:vAlign w:val="center"/>
+            <w:vAlign w:val="centre"/>
           </w:tcPr>
           <w:p>
             <w:pPr>
@@ -138,7 +138,7 @@
         <w:tc>
           <w:tcPr>
             <w:tcW w:type="dxa" w:w="5256"/>
-            <w:vAlign w:val="center"/>
+            <w:vAlign w:val="centre"/>
             <w:shd w:fill="1F4E79"/>
           </w:tcPr>
           <w:p>
@@ -160,7 +160,7 @@
         <w:tc>
           <w:tcPr>
             <w:tcW w:type="dxa" w:w="5256"/>
-            <w:vAlign w:val="center"/>
+            <w:vAlign w:val="centre"/>
           </w:tcPr>
           <w:p>
             <w:pPr>
@@ -181,7 +181,7 @@
         <w:tc>
           <w:tcPr>
             <w:tcW w:type="dxa" w:w="5256"/>
-            <w:vAlign w:val="center"/>
+            <w:vAlign w:val="centre"/>
             <w:shd w:fill="1F4E79"/>
           </w:tcPr>
           <w:p>
@@ -203,7 +203,7 @@
         <w:tc>
           <w:tcPr>
             <w:tcW w:type="dxa" w:w="5256"/>
-            <w:vAlign w:val="center"/>
+            <w:vAlign w:val="centre"/>
           </w:tcPr>
           <w:p>
             <w:pPr>
@@ -260,7 +260,7 @@
     </w:p>
     <w:p>
       <w:r>
-        <w:t>Use the decision structure—not software familiarity—to select the model. Hybrid models may be justified when clinical progression, queues, heterogeneous behavior, and feedback interact.</w:t>
+        <w:t>Use the decision structure—not software familiarity—to select the model. Hybrid models may be justified when clinical progression, queues, heterogeneous behaviour, and feedback interact.</w:t>
       </w:r>
     </w:p>
     <w:p>
@@ -276,7 +276,7 @@
       <w:tblPr>
         <w:tblStyle w:val="TableGrid"/>
         <w:tblW w:type="auto" w:w="0"/>
-        <w:jc w:val="center"/>
+        <w:jc w:val="centre"/>
         <w:tblLook w:firstColumn="1" w:firstRow="1" w:lastColumn="0" w:lastRow="0" w:noHBand="0" w:noVBand="1" w:val="04A0"/>
       </w:tblPr>
       <w:tblGrid>
@@ -293,7 +293,7 @@
         <w:tc>
           <w:tcPr>
             <w:tcW w:type="dxa" w:w="2088"/>
-            <w:vAlign w:val="center"/>
+            <w:vAlign w:val="centre"/>
             <w:shd w:fill="1F4E79"/>
           </w:tcPr>
           <w:p>
@@ -315,7 +315,7 @@
         <w:tc>
           <w:tcPr>
             <w:tcW w:type="dxa" w:w="1944"/>
-            <w:vAlign w:val="center"/>
+            <w:vAlign w:val="centre"/>
             <w:shd w:fill="1F4E79"/>
           </w:tcPr>
           <w:p>
@@ -337,7 +337,7 @@
         <w:tc>
           <w:tcPr>
             <w:tcW w:type="dxa" w:w="2376"/>
-            <w:vAlign w:val="center"/>
+            <w:vAlign w:val="centre"/>
             <w:shd w:fill="1F4E79"/>
           </w:tcPr>
           <w:p>
@@ -359,7 +359,7 @@
         <w:tc>
           <w:tcPr>
             <w:tcW w:type="dxa" w:w="2880"/>
-            <w:vAlign w:val="center"/>
+            <w:vAlign w:val="centre"/>
             <w:shd w:fill="1F4E79"/>
           </w:tcPr>
           <w:p>
@@ -381,7 +381,7 @@
         <w:tc>
           <w:tcPr>
             <w:tcW w:type="dxa" w:w="2232"/>
-            <w:vAlign w:val="center"/>
+            <w:vAlign w:val="centre"/>
             <w:shd w:fill="1F4E79"/>
           </w:tcPr>
           <w:p>
@@ -405,7 +405,7 @@
         <w:tc>
           <w:tcPr>
             <w:tcW w:type="dxa" w:w="2088"/>
-            <w:vAlign w:val="center"/>
+            <w:vAlign w:val="centre"/>
           </w:tcPr>
           <w:p>
             <w:pPr>
@@ -429,7 +429,7 @@
         <w:tc>
           <w:tcPr>
             <w:tcW w:type="dxa" w:w="1944"/>
-            <w:vAlign w:val="center"/>
+            <w:vAlign w:val="centre"/>
           </w:tcPr>
           <w:p>
             <w:pPr>
@@ -449,7 +449,7 @@
         <w:tc>
           <w:tcPr>
             <w:tcW w:type="dxa" w:w="2376"/>
-            <w:vAlign w:val="center"/>
+            <w:vAlign w:val="centre"/>
           </w:tcPr>
           <w:p>
             <w:pPr>
@@ -469,7 +469,7 @@
         <w:tc>
           <w:tcPr>
             <w:tcW w:type="dxa" w:w="2880"/>
-            <w:vAlign w:val="center"/>
+            <w:vAlign w:val="centre"/>
           </w:tcPr>
           <w:p>
             <w:pPr>
@@ -489,7 +489,7 @@
         <w:tc>
           <w:tcPr>
             <w:tcW w:type="dxa" w:w="2232"/>
-            <w:vAlign w:val="center"/>
+            <w:vAlign w:val="centre"/>
           </w:tcPr>
           <w:p>
             <w:pPr>
@@ -511,7 +511,7 @@
         <w:tc>
           <w:tcPr>
             <w:tcW w:type="dxa" w:w="2088"/>
-            <w:vAlign w:val="center"/>
+            <w:vAlign w:val="centre"/>
             <w:shd w:fill="F3F7FA"/>
           </w:tcPr>
           <w:p>
@@ -536,7 +536,7 @@
         <w:tc>
           <w:tcPr>
             <w:tcW w:type="dxa" w:w="1944"/>
-            <w:vAlign w:val="center"/>
+            <w:vAlign w:val="centre"/>
             <w:shd w:fill="F3F7FA"/>
           </w:tcPr>
           <w:p>
@@ -557,7 +557,7 @@
         <w:tc>
           <w:tcPr>
             <w:tcW w:type="dxa" w:w="2376"/>
-            <w:vAlign w:val="center"/>
+            <w:vAlign w:val="centre"/>
             <w:shd w:fill="F3F7FA"/>
           </w:tcPr>
           <w:p>
@@ -578,7 +578,7 @@
         <w:tc>
           <w:tcPr>
             <w:tcW w:type="dxa" w:w="2880"/>
-            <w:vAlign w:val="center"/>
+            <w:vAlign w:val="centre"/>
             <w:shd w:fill="F3F7FA"/>
           </w:tcPr>
           <w:p>
@@ -599,7 +599,7 @@
         <w:tc>
           <w:tcPr>
             <w:tcW w:type="dxa" w:w="2232"/>
-            <w:vAlign w:val="center"/>
+            <w:vAlign w:val="centre"/>
             <w:shd w:fill="F3F7FA"/>
           </w:tcPr>
           <w:p>
@@ -622,7 +622,7 @@
         <w:tc>
           <w:tcPr>
             <w:tcW w:type="dxa" w:w="2088"/>
-            <w:vAlign w:val="center"/>
+            <w:vAlign w:val="centre"/>
           </w:tcPr>
           <w:p>
             <w:pPr>
@@ -646,7 +646,7 @@
         <w:tc>
           <w:tcPr>
             <w:tcW w:type="dxa" w:w="1944"/>
-            <w:vAlign w:val="center"/>
+            <w:vAlign w:val="centre"/>
           </w:tcPr>
           <w:p>
             <w:pPr>
@@ -666,7 +666,7 @@
         <w:tc>
           <w:tcPr>
             <w:tcW w:type="dxa" w:w="2376"/>
-            <w:vAlign w:val="center"/>
+            <w:vAlign w:val="centre"/>
           </w:tcPr>
           <w:p>
             <w:pPr>
@@ -686,7 +686,7 @@
         <w:tc>
           <w:tcPr>
             <w:tcW w:type="dxa" w:w="2880"/>
-            <w:vAlign w:val="center"/>
+            <w:vAlign w:val="centre"/>
           </w:tcPr>
           <w:p>
             <w:pPr>
@@ -706,7 +706,7 @@
         <w:tc>
           <w:tcPr>
             <w:tcW w:type="dxa" w:w="2232"/>
-            <w:vAlign w:val="center"/>
+            <w:vAlign w:val="centre"/>
           </w:tcPr>
           <w:p>
             <w:pPr>
@@ -728,7 +728,7 @@
         <w:tc>
           <w:tcPr>
             <w:tcW w:type="dxa" w:w="2088"/>
-            <w:vAlign w:val="center"/>
+            <w:vAlign w:val="centre"/>
             <w:shd w:fill="F3F7FA"/>
           </w:tcPr>
           <w:p>
@@ -753,7 +753,7 @@
         <w:tc>
           <w:tcPr>
             <w:tcW w:type="dxa" w:w="1944"/>
-            <w:vAlign w:val="center"/>
+            <w:vAlign w:val="centre"/>
             <w:shd w:fill="F3F7FA"/>
           </w:tcPr>
           <w:p>
@@ -774,7 +774,7 @@
         <w:tc>
           <w:tcPr>
             <w:tcW w:type="dxa" w:w="2376"/>
-            <w:vAlign w:val="center"/>
+            <w:vAlign w:val="centre"/>
             <w:shd w:fill="F3F7FA"/>
           </w:tcPr>
           <w:p>
@@ -795,7 +795,7 @@
         <w:tc>
           <w:tcPr>
             <w:tcW w:type="dxa" w:w="2880"/>
-            <w:vAlign w:val="center"/>
+            <w:vAlign w:val="centre"/>
             <w:shd w:fill="F3F7FA"/>
           </w:tcPr>
           <w:p>
@@ -816,7 +816,7 @@
         <w:tc>
           <w:tcPr>
             <w:tcW w:type="dxa" w:w="2232"/>
-            <w:vAlign w:val="center"/>
+            <w:vAlign w:val="centre"/>
             <w:shd w:fill="F3F7FA"/>
           </w:tcPr>
           <w:p>
@@ -839,7 +839,7 @@
         <w:tc>
           <w:tcPr>
             <w:tcW w:type="dxa" w:w="2088"/>
-            <w:vAlign w:val="center"/>
+            <w:vAlign w:val="centre"/>
           </w:tcPr>
           <w:p>
             <w:pPr>
@@ -863,7 +863,7 @@
         <w:tc>
           <w:tcPr>
             <w:tcW w:type="dxa" w:w="1944"/>
-            <w:vAlign w:val="center"/>
+            <w:vAlign w:val="centre"/>
           </w:tcPr>
           <w:p>
             <w:pPr>
@@ -883,7 +883,7 @@
         <w:tc>
           <w:tcPr>
             <w:tcW w:type="dxa" w:w="2376"/>
-            <w:vAlign w:val="center"/>
+            <w:vAlign w:val="centre"/>
           </w:tcPr>
           <w:p>
             <w:pPr>
@@ -903,7 +903,7 @@
         <w:tc>
           <w:tcPr>
             <w:tcW w:type="dxa" w:w="2880"/>
-            <w:vAlign w:val="center"/>
+            <w:vAlign w:val="centre"/>
           </w:tcPr>
           <w:p>
             <w:pPr>
@@ -923,7 +923,7 @@
         <w:tc>
           <w:tcPr>
             <w:tcW w:type="dxa" w:w="2232"/>
-            <w:vAlign w:val="center"/>
+            <w:vAlign w:val="centre"/>
           </w:tcPr>
           <w:p>
             <w:pPr>
@@ -945,7 +945,7 @@
         <w:tc>
           <w:tcPr>
             <w:tcW w:type="dxa" w:w="2088"/>
-            <w:vAlign w:val="center"/>
+            <w:vAlign w:val="centre"/>
             <w:shd w:fill="F3F7FA"/>
           </w:tcPr>
           <w:p>
@@ -970,7 +970,7 @@
         <w:tc>
           <w:tcPr>
             <w:tcW w:type="dxa" w:w="1944"/>
-            <w:vAlign w:val="center"/>
+            <w:vAlign w:val="centre"/>
             <w:shd w:fill="F3F7FA"/>
           </w:tcPr>
           <w:p>
@@ -991,7 +991,7 @@
         <w:tc>
           <w:tcPr>
             <w:tcW w:type="dxa" w:w="2376"/>
-            <w:vAlign w:val="center"/>
+            <w:vAlign w:val="centre"/>
             <w:shd w:fill="F3F7FA"/>
           </w:tcPr>
           <w:p>
@@ -1005,14 +1005,14 @@
                 <w:b w:val="0"/>
                 <w:sz w:val="16"/>
               </w:rPr>
-              <w:t>Behavior, networks, interaction, adaptation</w:t>
+              <w:t>Behaviour, networks, interaction, adaptation</w:t>
             </w:r>
           </w:p>
         </w:tc>
         <w:tc>
           <w:tcPr>
             <w:tcW w:type="dxa" w:w="2880"/>
-            <w:vAlign w:val="center"/>
+            <w:vAlign w:val="centre"/>
             <w:shd w:fill="F3F7FA"/>
           </w:tcPr>
           <w:p>
@@ -1033,7 +1033,7 @@
         <w:tc>
           <w:tcPr>
             <w:tcW w:type="dxa" w:w="2232"/>
-            <w:vAlign w:val="center"/>
+            <w:vAlign w:val="centre"/>
             <w:shd w:fill="F3F7FA"/>
           </w:tcPr>
           <w:p>
@@ -1071,7 +1071,7 @@
       <w:tblPr>
         <w:tblStyle w:val="TableGrid"/>
         <w:tblW w:type="auto" w:w="0"/>
-        <w:jc w:val="center"/>
+        <w:jc w:val="centre"/>
         <w:tblLook w:firstColumn="1" w:firstRow="1" w:lastColumn="0" w:lastRow="0" w:noHBand="0" w:noVBand="1" w:val="04A0"/>
       </w:tblPr>
       <w:tblGrid>
@@ -1086,7 +1086,7 @@
         <w:tc>
           <w:tcPr>
             <w:tcW w:type="dxa" w:w="2232"/>
-            <w:vAlign w:val="center"/>
+            <w:vAlign w:val="centre"/>
             <w:shd w:fill="1F4E79"/>
           </w:tcPr>
           <w:p>
@@ -1108,7 +1108,7 @@
         <w:tc>
           <w:tcPr>
             <w:tcW w:type="dxa" w:w="4536"/>
-            <w:vAlign w:val="center"/>
+            <w:vAlign w:val="centre"/>
             <w:shd w:fill="1F4E79"/>
           </w:tcPr>
           <w:p>
@@ -1130,7 +1130,7 @@
         <w:tc>
           <w:tcPr>
             <w:tcW w:type="dxa" w:w="3312"/>
-            <w:vAlign w:val="center"/>
+            <w:vAlign w:val="centre"/>
             <w:shd w:fill="1F4E79"/>
           </w:tcPr>
           <w:p>
@@ -1154,7 +1154,7 @@
         <w:tc>
           <w:tcPr>
             <w:tcW w:type="dxa" w:w="2232"/>
-            <w:vAlign w:val="center"/>
+            <w:vAlign w:val="centre"/>
           </w:tcPr>
           <w:p>
             <w:pPr>
@@ -1178,7 +1178,7 @@
         <w:tc>
           <w:tcPr>
             <w:tcW w:type="dxa" w:w="4536"/>
-            <w:vAlign w:val="center"/>
+            <w:vAlign w:val="centre"/>
           </w:tcPr>
           <w:p>
             <w:pPr>
@@ -1198,7 +1198,7 @@
         <w:tc>
           <w:tcPr>
             <w:tcW w:type="dxa" w:w="3312"/>
-            <w:vAlign w:val="center"/>
+            <w:vAlign w:val="centre"/>
           </w:tcPr>
           <w:p>
             <w:pPr>
@@ -1220,7 +1220,7 @@
         <w:tc>
           <w:tcPr>
             <w:tcW w:type="dxa" w:w="2232"/>
-            <w:vAlign w:val="center"/>
+            <w:vAlign w:val="centre"/>
             <w:shd w:fill="F3F7FA"/>
           </w:tcPr>
           <w:p>
@@ -1245,7 +1245,7 @@
         <w:tc>
           <w:tcPr>
             <w:tcW w:type="dxa" w:w="4536"/>
-            <w:vAlign w:val="center"/>
+            <w:vAlign w:val="centre"/>
             <w:shd w:fill="F3F7FA"/>
           </w:tcPr>
           <w:p>
@@ -1259,14 +1259,14 @@
                 <w:b w:val="0"/>
                 <w:sz w:val="16"/>
               </w:rPr>
-              <w:t>Does AI change state, timing, routing, capacity, behavior, or information?</w:t>
+              <w:t>Does AI change state, timing, routing, capacity, behaviour, or information?</w:t>
             </w:r>
           </w:p>
         </w:tc>
         <w:tc>
           <w:tcPr>
             <w:tcW w:type="dxa" w:w="3312"/>
-            <w:vAlign w:val="center"/>
+            <w:vAlign w:val="centre"/>
             <w:shd w:fill="F3F7FA"/>
           </w:tcPr>
           <w:p>
@@ -1289,7 +1289,7 @@
         <w:tc>
           <w:tcPr>
             <w:tcW w:type="dxa" w:w="2232"/>
-            <w:vAlign w:val="center"/>
+            <w:vAlign w:val="centre"/>
           </w:tcPr>
           <w:p>
             <w:pPr>
@@ -1313,7 +1313,7 @@
         <w:tc>
           <w:tcPr>
             <w:tcW w:type="dxa" w:w="4536"/>
-            <w:vAlign w:val="center"/>
+            <w:vAlign w:val="centre"/>
           </w:tcPr>
           <w:p>
             <w:pPr>
@@ -1333,7 +1333,7 @@
         <w:tc>
           <w:tcPr>
             <w:tcW w:type="dxa" w:w="3312"/>
-            <w:vAlign w:val="center"/>
+            <w:vAlign w:val="centre"/>
           </w:tcPr>
           <w:p>
             <w:pPr>
@@ -1355,7 +1355,7 @@
         <w:tc>
           <w:tcPr>
             <w:tcW w:type="dxa" w:w="2232"/>
-            <w:vAlign w:val="center"/>
+            <w:vAlign w:val="centre"/>
             <w:shd w:fill="F3F7FA"/>
           </w:tcPr>
           <w:p>
@@ -1380,7 +1380,7 @@
         <w:tc>
           <w:tcPr>
             <w:tcW w:type="dxa" w:w="4536"/>
-            <w:vAlign w:val="center"/>
+            <w:vAlign w:val="centre"/>
             <w:shd w:fill="F3F7FA"/>
           </w:tcPr>
           <w:p>
@@ -1401,7 +1401,7 @@
         <w:tc>
           <w:tcPr>
             <w:tcW w:type="dxa" w:w="3312"/>
-            <w:vAlign w:val="center"/>
+            <w:vAlign w:val="centre"/>
             <w:shd w:fill="F3F7FA"/>
           </w:tcPr>
           <w:p>
@@ -1424,7 +1424,7 @@
         <w:tc>
           <w:tcPr>
             <w:tcW w:type="dxa" w:w="2232"/>
-            <w:vAlign w:val="center"/>
+            <w:vAlign w:val="centre"/>
           </w:tcPr>
           <w:p>
             <w:pPr>
@@ -1448,7 +1448,7 @@
         <w:tc>
           <w:tcPr>
             <w:tcW w:type="dxa" w:w="4536"/>
-            <w:vAlign w:val="center"/>
+            <w:vAlign w:val="centre"/>
           </w:tcPr>
           <w:p>
             <w:pPr>
@@ -1468,7 +1468,7 @@
         <w:tc>
           <w:tcPr>
             <w:tcW w:type="dxa" w:w="3312"/>
-            <w:vAlign w:val="center"/>
+            <w:vAlign w:val="centre"/>
           </w:tcPr>
           <w:p>
             <w:pPr>
@@ -1490,7 +1490,7 @@
         <w:tc>
           <w:tcPr>
             <w:tcW w:type="dxa" w:w="2232"/>
-            <w:vAlign w:val="center"/>
+            <w:vAlign w:val="centre"/>
             <w:shd w:fill="F3F7FA"/>
           </w:tcPr>
           <w:p>
@@ -1515,7 +1515,7 @@
         <w:tc>
           <w:tcPr>
             <w:tcW w:type="dxa" w:w="4536"/>
-            <w:vAlign w:val="center"/>
+            <w:vAlign w:val="centre"/>
             <w:shd w:fill="F3F7FA"/>
           </w:tcPr>
           <w:p>
@@ -1536,7 +1536,7 @@
         <w:tc>
           <w:tcPr>
             <w:tcW w:type="dxa" w:w="3312"/>
-            <w:vAlign w:val="center"/>
+            <w:vAlign w:val="centre"/>
             <w:shd w:fill="F3F7FA"/>
           </w:tcPr>
           <w:p>
@@ -1559,7 +1559,7 @@
         <w:tc>
           <w:tcPr>
             <w:tcW w:type="dxa" w:w="2232"/>
-            <w:vAlign w:val="center"/>
+            <w:vAlign w:val="centre"/>
           </w:tcPr>
           <w:p>
             <w:pPr>
@@ -1583,7 +1583,7 @@
         <w:tc>
           <w:tcPr>
             <w:tcW w:type="dxa" w:w="4536"/>
-            <w:vAlign w:val="center"/>
+            <w:vAlign w:val="centre"/>
           </w:tcPr>
           <w:p>
             <w:pPr>
@@ -1603,7 +1603,7 @@
         <w:tc>
           <w:tcPr>
             <w:tcW w:type="dxa" w:w="3312"/>
-            <w:vAlign w:val="center"/>
+            <w:vAlign w:val="centre"/>
           </w:tcPr>
           <w:p>
             <w:pPr>
@@ -1625,7 +1625,7 @@
         <w:tc>
           <w:tcPr>
             <w:tcW w:type="dxa" w:w="2232"/>
-            <w:vAlign w:val="center"/>
+            <w:vAlign w:val="centre"/>
             <w:shd w:fill="F3F7FA"/>
           </w:tcPr>
           <w:p>
@@ -1650,7 +1650,7 @@
         <w:tc>
           <w:tcPr>
             <w:tcW w:type="dxa" w:w="4536"/>
-            <w:vAlign w:val="center"/>
+            <w:vAlign w:val="centre"/>
             <w:shd w:fill="F3F7FA"/>
           </w:tcPr>
           <w:p>
@@ -1671,7 +1671,7 @@
         <w:tc>
           <w:tcPr>
             <w:tcW w:type="dxa" w:w="3312"/>
-            <w:vAlign w:val="center"/>
+            <w:vAlign w:val="centre"/>
             <w:shd w:fill="F3F7FA"/>
           </w:tcPr>
           <w:p>
@@ -1694,7 +1694,7 @@
         <w:tc>
           <w:tcPr>
             <w:tcW w:type="dxa" w:w="2232"/>
-            <w:vAlign w:val="center"/>
+            <w:vAlign w:val="centre"/>
           </w:tcPr>
           <w:p>
             <w:pPr>
@@ -1718,7 +1718,7 @@
         <w:tc>
           <w:tcPr>
             <w:tcW w:type="dxa" w:w="4536"/>
-            <w:vAlign w:val="center"/>
+            <w:vAlign w:val="centre"/>
           </w:tcPr>
           <w:p>
             <w:pPr>
@@ -1738,7 +1738,7 @@
         <w:tc>
           <w:tcPr>
             <w:tcW w:type="dxa" w:w="3312"/>
-            <w:vAlign w:val="center"/>
+            <w:vAlign w:val="centre"/>
           </w:tcPr>
           <w:p>
             <w:pPr>
@@ -1775,7 +1775,7 @@
       <w:tblPr>
         <w:tblStyle w:val="TableGrid"/>
         <w:tblW w:type="auto" w:w="0"/>
-        <w:jc w:val="center"/>
+        <w:jc w:val="centre"/>
         <w:tblLook w:firstColumn="1" w:firstRow="1" w:lastColumn="0" w:lastRow="0" w:noHBand="0" w:noVBand="1" w:val="04A0"/>
       </w:tblPr>
       <w:tblGrid>
@@ -1790,7 +1790,7 @@
         <w:tc>
           <w:tcPr>
             <w:tcW w:type="dxa" w:w="2088"/>
-            <w:vAlign w:val="center"/>
+            <w:vAlign w:val="centre"/>
             <w:shd w:fill="1F4E79"/>
           </w:tcPr>
           <w:p>
@@ -1812,7 +1812,7 @@
         <w:tc>
           <w:tcPr>
             <w:tcW w:type="dxa" w:w="4464"/>
-            <w:vAlign w:val="center"/>
+            <w:vAlign w:val="centre"/>
             <w:shd w:fill="1F4E79"/>
           </w:tcPr>
           <w:p>
@@ -1834,7 +1834,7 @@
         <w:tc>
           <w:tcPr>
             <w:tcW w:type="dxa" w:w="3456"/>
-            <w:vAlign w:val="center"/>
+            <w:vAlign w:val="centre"/>
             <w:shd w:fill="1F4E79"/>
           </w:tcPr>
           <w:p>
@@ -1858,7 +1858,7 @@
         <w:tc>
           <w:tcPr>
             <w:tcW w:type="dxa" w:w="2088"/>
-            <w:vAlign w:val="center"/>
+            <w:vAlign w:val="centre"/>
           </w:tcPr>
           <w:p>
             <w:pPr>
@@ -1882,7 +1882,7 @@
         <w:tc>
           <w:tcPr>
             <w:tcW w:type="dxa" w:w="4464"/>
-            <w:vAlign w:val="center"/>
+            <w:vAlign w:val="centre"/>
           </w:tcPr>
           <w:p>
             <w:pPr>
@@ -1902,7 +1902,7 @@
         <w:tc>
           <w:tcPr>
             <w:tcW w:type="dxa" w:w="3456"/>
-            <w:vAlign w:val="center"/>
+            <w:vAlign w:val="centre"/>
           </w:tcPr>
           <w:p>
             <w:pPr>
@@ -1924,7 +1924,7 @@
         <w:tc>
           <w:tcPr>
             <w:tcW w:type="dxa" w:w="2088"/>
-            <w:vAlign w:val="center"/>
+            <w:vAlign w:val="centre"/>
             <w:shd w:fill="F3F7FA"/>
           </w:tcPr>
           <w:p>
@@ -1949,7 +1949,7 @@
         <w:tc>
           <w:tcPr>
             <w:tcW w:type="dxa" w:w="4464"/>
-            <w:vAlign w:val="center"/>
+            <w:vAlign w:val="centre"/>
             <w:shd w:fill="F3F7FA"/>
           </w:tcPr>
           <w:p>
@@ -1970,7 +1970,7 @@
         <w:tc>
           <w:tcPr>
             <w:tcW w:type="dxa" w:w="3456"/>
-            <w:vAlign w:val="center"/>
+            <w:vAlign w:val="centre"/>
             <w:shd w:fill="F3F7FA"/>
           </w:tcPr>
           <w:p>
@@ -1993,7 +1993,7 @@
         <w:tc>
           <w:tcPr>
             <w:tcW w:type="dxa" w:w="2088"/>
-            <w:vAlign w:val="center"/>
+            <w:vAlign w:val="centre"/>
           </w:tcPr>
           <w:p>
             <w:pPr>
@@ -2017,7 +2017,7 @@
         <w:tc>
           <w:tcPr>
             <w:tcW w:type="dxa" w:w="4464"/>
-            <w:vAlign w:val="center"/>
+            <w:vAlign w:val="centre"/>
           </w:tcPr>
           <w:p>
             <w:pPr>
@@ -2037,7 +2037,7 @@
         <w:tc>
           <w:tcPr>
             <w:tcW w:type="dxa" w:w="3456"/>
-            <w:vAlign w:val="center"/>
+            <w:vAlign w:val="centre"/>
           </w:tcPr>
           <w:p>
             <w:pPr>
@@ -2059,7 +2059,7 @@
         <w:tc>
           <w:tcPr>
             <w:tcW w:type="dxa" w:w="2088"/>
-            <w:vAlign w:val="center"/>
+            <w:vAlign w:val="centre"/>
             <w:shd w:fill="F3F7FA"/>
           </w:tcPr>
           <w:p>
@@ -2084,7 +2084,7 @@
         <w:tc>
           <w:tcPr>
             <w:tcW w:type="dxa" w:w="4464"/>
-            <w:vAlign w:val="center"/>
+            <w:vAlign w:val="centre"/>
             <w:shd w:fill="F3F7FA"/>
           </w:tcPr>
           <w:p>
@@ -2105,7 +2105,7 @@
         <w:tc>
           <w:tcPr>
             <w:tcW w:type="dxa" w:w="3456"/>
-            <w:vAlign w:val="center"/>
+            <w:vAlign w:val="centre"/>
             <w:shd w:fill="F3F7FA"/>
           </w:tcPr>
           <w:p>
@@ -2128,7 +2128,7 @@
         <w:tc>
           <w:tcPr>
             <w:tcW w:type="dxa" w:w="2088"/>
-            <w:vAlign w:val="center"/>
+            <w:vAlign w:val="centre"/>
           </w:tcPr>
           <w:p>
             <w:pPr>
@@ -2152,7 +2152,7 @@
         <w:tc>
           <w:tcPr>
             <w:tcW w:type="dxa" w:w="4464"/>
-            <w:vAlign w:val="center"/>
+            <w:vAlign w:val="centre"/>
           </w:tcPr>
           <w:p>
             <w:pPr>
@@ -2172,7 +2172,7 @@
         <w:tc>
           <w:tcPr>
             <w:tcW w:type="dxa" w:w="3456"/>
-            <w:vAlign w:val="center"/>
+            <w:vAlign w:val="centre"/>
           </w:tcPr>
           <w:p>
             <w:pPr>
@@ -2194,7 +2194,7 @@
         <w:tc>
           <w:tcPr>
             <w:tcW w:type="dxa" w:w="2088"/>
-            <w:vAlign w:val="center"/>
+            <w:vAlign w:val="centre"/>
             <w:shd w:fill="F3F7FA"/>
           </w:tcPr>
           <w:p>
@@ -2219,7 +2219,7 @@
         <w:tc>
           <w:tcPr>
             <w:tcW w:type="dxa" w:w="4464"/>
-            <w:vAlign w:val="center"/>
+            <w:vAlign w:val="centre"/>
             <w:shd w:fill="F3F7FA"/>
           </w:tcPr>
           <w:p>
@@ -2240,7 +2240,7 @@
         <w:tc>
           <w:tcPr>
             <w:tcW w:type="dxa" w:w="3456"/>
-            <w:vAlign w:val="center"/>
+            <w:vAlign w:val="centre"/>
             <w:shd w:fill="F3F7FA"/>
           </w:tcPr>
           <w:p>
@@ -2286,15 +2286,14 @@
   <w:p>
     <w:pPr>
       <w:pStyle w:val="Footer"/>
-      <w:jc w:val="center"/>
+      <w:jc w:val="centre"/>
     </w:pPr>
     <w:r>
       <w:rPr>
-        <w:rFonts w:ascii="Arial" w:hAnsi="Arial"/>
-        <w:color w:val="666666"/>
-        <w:sz w:val="16"/>
-      </w:rPr>
-      <w:t>AI and Healthcare Economics Companion Resource | Version 6.0.0</w:t>
+        <w:color w:val="5F5A5B"/>
+        <w:sz w:val="15"/>
+      </w:rPr>
+      <w:t>Muthana Zouri · Carmen Marinela Cumpăt · Grigore T. Popa University of Medicine and Pharmacy Publishing House · 2026</w:t>
     </w:r>
   </w:p>
 </w:ftr>
@@ -2325,7 +2324,25 @@
   <w:p>
     <w:pPr>
       <w:pStyle w:val="Header"/>
-    </w:pPr>
+      <w:jc w:val="centre"/>
+    </w:pPr>
+    <w:r/>
+    <w:r>
+      <w:rPr>
+        <w:rFonts w:ascii="Georgia" w:hAnsi="Georgia"/>
+        <w:b/>
+        <w:color w:val="7B1734"/>
+        <w:sz w:val="17"/>
+      </w:rPr>
+      <w:t>Artificial Intelligence and Healthcare Economics</w:t>
+    </w:r>
+    <w:r>
+      <w:rPr>
+        <w:color w:val="5F5A5B"/>
+        <w:sz w:val="16"/>
+      </w:rPr>
+      <w:t xml:space="preserve"> · Digital Resource Companion · V1.0</w:t>
+    </w:r>
   </w:p>
 </w:hdr>
 </file>
@@ -2730,7 +2747,7 @@
     <w:rsid w:val="00E618BF"/>
     <w:pPr>
       <w:tabs>
-        <w:tab w:val="center" w:pos="4680"/>
+        <w:tab w:val="centre" w:pos="4680"/>
         <w:tab w:val="right" w:pos="9360"/>
       </w:tabs>
       <w:spacing w:after="0" w:line="240" w:lineRule="auto"/>
@@ -2752,7 +2769,7 @@
     <w:rsid w:val="00E618BF"/>
     <w:pPr>
       <w:tabs>
-        <w:tab w:val="center" w:pos="4680"/>
+        <w:tab w:val="centre" w:pos="4680"/>
         <w:tab w:val="right" w:pos="9360"/>
       </w:tabs>
       <w:spacing w:after="0" w:line="240" w:lineRule="auto"/>
